--- a/public/gallery/examples/product-manager/pt-br/resume.docx
+++ b/public/gallery/examples/product-manager/pt-br/resume.docx
@@ -66,7 +66,7 @@
         </w:rPr>
         <w:t xml:space="preserve">📧 </w:t>
       </w:r>
-      <w:hyperlink w:history="1" r:id="rId0xbviwh0rbemospxiy26y">
+      <w:hyperlink w:history="1" r:id="rIdczttc5-2lqyqmftmuglpy">
         <w:r>
           <w:rPr>
             <w:sz w:val="18"/>
@@ -89,7 +89,7 @@
         </w:rPr>
         <w:t xml:space="preserve">🔗 </w:t>
       </w:r>
-      <w:hyperlink w:history="1" r:id="rIdjoeh_oz1m89hptzj_jqh2">
+      <w:hyperlink w:history="1" r:id="rIdxn9vd4sznjerrulfp45nv">
         <w:r>
           <w:rPr>
             <w:sz w:val="18"/>
@@ -124,7 +124,7 @@
         <w:spacing w:after="200" w:line="276"/>
         <w:jc w:val="center"/>
       </w:pPr>
-      <w:hyperlink w:history="1" r:id="rId0v7kvqb0oacgl6lh-_mji">
+      <w:hyperlink w:history="1" r:id="rId5yntcng1xgxkbhwrkcao9">
         <w:r>
           <w:rPr>
             <w:sz w:val="18"/>
@@ -140,7 +140,7 @@
         </w:rPr>
         <w:t xml:space="preserve"> • </w:t>
       </w:r>
-      <w:hyperlink w:history="1" r:id="rIdavkarvaunbowseoqzij1y">
+      <w:hyperlink w:history="1" r:id="rIdtjclvfo_htlgghdbfrqzy">
         <w:r>
           <w:rPr>
             <w:sz w:val="18"/>
@@ -306,7 +306,7 @@
         </w:rPr>
         <w:t xml:space="preserve">	</w:t>
       </w:r>
-      <w:hyperlink w:history="1" r:id="rIdyc1ivdgjdas8wvv1gd7sm">
+      <w:hyperlink w:history="1" r:id="rIdlrvzysw00hk63ke9pihvb">
         <w:r>
           <w:rPr>
             <w:sz w:val="18"/>
@@ -431,7 +431,7 @@
         </w:rPr>
         <w:t xml:space="preserve">	</w:t>
       </w:r>
-      <w:hyperlink w:history="1" r:id="rIdxl6thwgfwtgvm1prsqwpq">
+      <w:hyperlink w:history="1" r:id="rIdbyg1tjthls_j-0eoi9cue">
         <w:r>
           <w:rPr>
             <w:sz w:val="18"/>
@@ -575,7 +575,7 @@
         </w:rPr>
         <w:t xml:space="preserve">	</w:t>
       </w:r>
-      <w:hyperlink w:history="1" r:id="rId50v-mkxnx__poafwnqvyt">
+      <w:hyperlink w:history="1" r:id="rIdto_bdwoup0cewiylttczp">
         <w:r>
           <w:rPr>
             <w:sz w:val="18"/>
@@ -757,7 +757,7 @@
         </w:rPr>
         <w:t xml:space="preserve">	</w:t>
       </w:r>
-      <w:hyperlink w:history="1" r:id="rId6cqweopx56v4inmpbbyyl">
+      <w:hyperlink w:history="1" r:id="rIdkvculd4qawqnyvms6m9gk">
         <w:r>
           <w:rPr>
             <w:sz w:val="18"/>
@@ -920,7 +920,7 @@
         </w:rPr>
         <w:t xml:space="preserve">	</w:t>
       </w:r>
-      <w:hyperlink w:history="1" r:id="rIdmquawloc4wnjtdqxr3ouw">
+      <w:hyperlink w:history="1" r:id="rId1li0tckzzl1tczub7c7nb">
         <w:r>
           <w:rPr>
             <w:sz w:val="18"/>
@@ -1348,7 +1348,7 @@
         </w:rPr>
         <w:t xml:space="preserve">	</w:t>
       </w:r>
-      <w:hyperlink w:history="1" r:id="rIdod7n-lsyhijdkmcsaprzp">
+      <w:hyperlink w:history="1" r:id="rIdz-ejyhwupkc8pvcfdu3nc">
         <w:r>
           <w:rPr>
             <w:sz w:val="18"/>
@@ -1414,7 +1414,7 @@
         </w:rPr>
         <w:t xml:space="preserve">	</w:t>
       </w:r>
-      <w:hyperlink w:history="1" r:id="rId5h6ozep-r5sgkay_z1ps_">
+      <w:hyperlink w:history="1" r:id="rId1etsdyqcrlnfgtxmx89mr">
         <w:r>
           <w:rPr>
             <w:sz w:val="18"/>
@@ -1499,7 +1499,7 @@
         </w:rPr>
         <w:t xml:space="preserve">	</w:t>
       </w:r>
-      <w:hyperlink w:history="1" r:id="rIdbl1uya0luao1afkekdayb">
+      <w:hyperlink w:history="1" r:id="rIdexvohcz14nmagsz5mb4ch">
         <w:r>
           <w:rPr>
             <w:sz w:val="18"/>
@@ -1597,7 +1597,7 @@
         </w:rPr>
         <w:t xml:space="preserve">	</w:t>
       </w:r>
-      <w:hyperlink w:history="1" r:id="rIdhzywa11jh5rfwvwqgb4m1">
+      <w:hyperlink w:history="1" r:id="rIdyc5kdbkpkdjuiqtpa45of">
         <w:r>
           <w:rPr>
             <w:sz w:val="18"/>
@@ -1821,7 +1821,7 @@
         </w:rPr>
         <w:t xml:space="preserve">	</w:t>
       </w:r>
-      <w:hyperlink w:history="1" r:id="rIdsinzncz1nhqhb6cv8tpuy">
+      <w:hyperlink w:history="1" r:id="rIdihvmqrnwnvbczsvtwsqsi">
         <w:r>
           <w:rPr>
             <w:sz w:val="18"/>
